--- a/example_articles/gender/Other/5.gender_Other_Other_publisher.docx
+++ b/example_articles/gender/Other/5.gender_Other_Other_publisher.docx
@@ -7,9 +7,7 @@
         <w:pStyle w:val="Heading1"/>
       </w:pPr>
       <w:r>
-        <w:t>Tight credit stalls car sales;</w:t>
-        <w:br/>
-        <w:t>'People want to buy,' but need money</w:t>
+        <w:t>How white women see Trump in key states; Both campaigns know women are key to win</w:t>
       </w:r>
     </w:p>
     <w:p>
@@ -19,27 +17,27 @@
     </w:p>
     <w:p>
       <w:r>
-        <w:t>Date: 1991-03-12</w:t>
+        <w:t>Date: 2020-08-10</w:t>
       </w:r>
     </w:p>
     <w:p>
       <w:r>
-        <w:t>Section: MONEY; Pg. 1B; Cover Story</w:t>
+        <w:t>Section: NEWS; Pg. 1A</w:t>
       </w:r>
     </w:p>
     <w:p>
       <w:r>
-        <w:t>Source File: Other publishers/Files (500) (30).DOCX</w:t>
+        <w:t>Source file: Other publishers/Files (500) (3).DOCX</w:t>
       </w:r>
     </w:p>
     <w:p>
       <w:r>
-        <w:t>Raw gender result: Men and women</w:t>
+        <w:t>Raw gender result, 'gender': Gay men (working-class gay people)</w:t>
       </w:r>
     </w:p>
     <w:p>
       <w:r>
-        <w:t>gender_stand (Standardized): Other</w:t>
+        <w:t>Standardized gender result, 'gender_stand': Other</w:t>
       </w:r>
     </w:p>
     <w:p>
@@ -51,73 +49,73 @@
     </w:p>
     <w:p>
       <w:r>
-        <w:t>If you think the USA's auto sales slump has created a buyer's market for cars and trucks, forget it.</w:t>
+        <w:t>It is no secret to the campaigns of Joe Biden and Donald Trump that the road to the White House runs through places like Michigan's Macomb County.</w:t>
         <w:br/>
-        <w:t>Default-wary banks, credit unions and the car companies' financing arms are giving buyers a hard time. National Automobile Dealers Association chief economist Tom Webb says 30% to 35% of car-loan applications are being rejected. The normal turndown rate: 10% to 15%. And, even if you qualify to get a loan, you might get the third degree anyway - and be given a shorter- term loan with more money down and a higher interest rate than you paid on your last car loan.</w:t>
+        <w:t>It is a swing county in one of a trio of recently reliably Democratic states - Michigan, Pennsylvania, Wisconsin - that shocked Hillary Clinton's 2016 campaign by breaking for Trump after backing Barack Obama in 2008 and 2012.</w:t>
         <w:br/>
-        <w:t>''It was almost like signing the document in blood,'' says Raymond Reed, a Phoenix postal service maintenance worker who bought a Chrysler Eagle Premier last week. ''Before, they would ask you, 'How long have you been on the job?' '' says Reed, 35. ''This time, they were asking, 'How long are you planning to stay on the job?' They want to know if you are going to be around for the last payment.''</w:t>
+        <w:t>The county, a suburban and exurban area north of Detroit, is the state's third-most populous. Eighty percent of its residents are white. Roughly a quarter of adults have college degrees. The median household income in 2018 was about $60,000. Voters there cast ballots at higher rates than the country overall. It is a  bellwether that backed the candidate elected president all but three times in the past 50 years.</w:t>
         <w:br/>
-        <w:t>Industry analysts think the auto credit crunch is contributing to the 21% decline in U.S. car and truck sales this year. Without a loan, most consumers can't buy: 80% of all new car and truck purchases are bought with borrowed money. It's critical to the economy because vehicle sales account for 20% of all retail spending.</w:t>
+        <w:t>Simply put, Macomb County is chock-full of people whose demographic and political profiles make them highly sought-after by political strategists from both parties.</w:t>
         <w:br/>
-        <w:t>''People want to buy cars, but they can't get the financing,'' says Millard Ripley, general manager of Bert Smith International, a St. Petersburg, Fla., luxury-car dealer. Eighteen months ago, 90% of Bert Smith's loan applications were approved, some for loans as long as 84 months. Now, Ripley estimates, just 60% are being approved - and loan lengths are limited to 48 to 54 months. A credit blemish - such as an unpaid student loan - can prevent even a wealthy buyer from qualifying. Washington, D.C., dealer Joe Gerard says difficulty finding financing for his working-class customers was one reason he was forced to close Northeast Ford last week.</w:t>
+        <w:t>In the 2020 White House race, top polls show that Biden is widening his lead over Trump in Michigan. The president's reelection campaign has stopped buying television and radio ads in the state, and studies indicate that white suburban and working-class women are more likely to be having second thoughts about Trump than their male counterparts. Nevertheless, interviews late last month with nearly two dozen Macomb County women fitting this profile show that right now,  in this swing county in this swing state, neither candidate has a lock.</w:t>
         <w:br/>
-        <w:t>The pullback in credit has been building for about 18 months, but it's getting attention now because more consumers - buoyed by the end of the gulf war and attracted by postwar sales pitches - are out car shopping. What's causing the crunch:</w:t>
+        <w:t>As Kristina Gallagher, a 36-year-old married mother of two, put it: "I'm a realist. I'm going to vote for the person who is going to do the best for us."</w:t>
         <w:br/>
-        <w:t>- Consumers' personal balance sheets are loaded with debt from the 1980s. Meanwhile, unemployment and personal bankruptcies are climbing because of the recession.</w:t>
+        <w:t>Gallagher is neither a Republican nor a Democrat, voting for Obama in 2008, Republican Mitt Romney in 2012 and Trump in 2016. She is a waitress who, for the first time in a decade, has a little money in the bank and wants a president focused on jobs, health insurance and education.</w:t>
         <w:br/>
-        <w:t>- Higher car prices mean lenders and consumers have more at stake. The average transaction price of a new car is about $ 17,000, including license, fees and tax. Car loans look like mini-mortgages instead of a simple, four- digit short-term loan, as they were 10 years ago, when the average new-car price was $ 7,574.</w:t>
+        <w:t>Will she vote for Trump again?</w:t>
         <w:br/>
-        <w:t>- Many of the most credit-worthy borrowers are no longer using traditional car loans, because the Tax Reform Act of 1986 phased out deductions for interest. They're paying for cars with tax-deductible home- equity loans or paying cash. That means borrowers of lower quality hold a greater percentage of car loans.</w:t>
+        <w:t>"He's been a little iffy lately, can't keep his mouth shut. He's derogatory sometimes and it really irks me. Maybe stay off Twitter," Gallagher said as she loaded groceries, and her daughter, into the car outside a Walmart in Roseville.</w:t>
         <w:br/>
-        <w:t>Car companies and banks are in bad financial health and can't risk higher loan default rates. General Motors Acceptance Corp., which financed 2 million cars and trucks in the USA last year, says its repossession rate rose to 2.3% in 1990 from 2% in 1989. Major banks, including Citibank and Bank of New England on the East Coast and Security Pacific in the West, no longer offer car loans through dealers, although most still make loans directly to consumers. John Campbell, one of California's largest dealers, says he used to finance 80% of his deals through banks, 20% through carmakers. Now it's the reverse.</w:t>
+        <w:t>What about Biden?</w:t>
         <w:br/>
-        <w:t>On the surface, it seems car companies could solve the auto credit crunch problem simply by loosening their own purse strings. But they can't afford to. Finance units are vital profit centers at General Motors Corp., Ford Motor Co. and Chrysler Corp. Their earnings helped cover big losses last year at the companies' automotive operations. ''I think these guys have to realize that if they loosen up too far, they'll get hit with a big slug of non- performing loans,'' says Shearson Lehman Bros. analyst Joseph Phillippi.</w:t>
+        <w:t>"Not sure," Gallagher said.</w:t>
         <w:br/>
-        <w:t>Officials at GMAC and Ford Motor Credit Co. insist they're not rejecting qualified buyers and that loans are plentiful. ''We continue to provide financing for every customer with the willingness and the ability to make the payments,'' says Randy Kniebes, vice president of marketing at Ford Credit. GMAC spokeswoman Hilary Spittle suggests customers' personal credit situations might be more to blame. ''A difference in quality of credit would affect our approval of the application,'' says Spittle.</w:t>
+        <w:t>Microcosm of a microcosm</w:t>
         <w:br/>
-        <w:t>What car buyers can expect:</w:t>
+        <w:t>Winning presidential elections is a complex alchemy of driving up turnout among your base and winning over an ever-shrinking pool of persuadable or swing voters, a calculation complicated even further by geography.</w:t>
         <w:br/>
-        <w:t>- Bigger down payments, shorter loans, closer scrutiny of credit histories. Connecticut National Bank in Hartford demands 15% to 20% down, in addition to trade-in value of an old car, vs. 10% to 15% a year ago. The bank's average loan is 53 months, down from 60 months last year. It used to be that a pay stub was enough to prove your income. Now, Vice President Donald Grigley says the bank wants stable job history and proof loans have been paid on time.</w:t>
+        <w:t>To win in November, Biden must energize the younger, more diverse and urban voters that make up the backbone of the Democratic Party while also making inroads with white suburban and working-class voters in key states. Trump must animate the older, whiter, less educated and more rural voters that are the foundation of the Republican Party while also holding on to the type of suburban women who backed him in 2016 but deserted the party in the 2018 congressional elections.</w:t>
         <w:br/>
-        <w:t>- Less loan money. Lenders are limiting the amount financed to the purchase price of the car, including taxes, fees and interest, minus the down payment. That's a big change from the past few years, when banks encouraged borrowers to trade in their cars before they had paid off their loans. Richmond, Va., dealer Haywood ''Huddy'' Hyman says lenders routinely tacked the unpaid loan balance onto the new loan. It wasn't unusual to carry $ 4,000 over from an old loan.</w:t>
+        <w:t>Then there's the geography. There are 538 electors, and to win, a candidate must get at least a majority, or 270 electoral votes, in the mostly winner-take-all system. Michigan has 16 electoral votes, Wisconsin has 10 and Pennsylvania 20. In 2016, Trump captured all three and beat Clinton 304 to 227.</w:t>
         <w:br/>
-        <w:t>- Higher interest rates. Until last year, carmakers played ''how low can you go'' with financing plans, a limbo contest that Chrysler won with its zero-percent loans. Many lenders now use tiered lending plans in which interest rates go up as credit ratings drop.</w:t>
+        <w:t>"If just 40,000 people across Wisconsin, Michigan and Pennsylvania had changed their minds, I would have won," Clinton later wrote in her book, "What Happened."</w:t>
         <w:br/>
-        <w:t>Some dealers say standards are too tough. Hyman, who has Buick, Porsche and Saturn franchises, says he's cut back on his GMAC business because the financing arm's rates are sometimes two percentage points higher than at the local banks. ''Our customers have got to get the best rates that we can find them,'' says Hyman.</w:t>
+        <w:t>If Michigan is treated by analysts as a microcosm of white, suburban or working-class voters in manufacturing-rich areas of America, Macomb County is a microcosm of Michigan.</w:t>
         <w:br/>
-        <w:t>But rates at banks are no bargain, either. Since October, interest rates in general have fallen; the prime rate has dropped from 10% to 9%. But the average car loan rate at 50 major banks tracked by Bank Rate Monitor last week was the same as at the end of October: 12.1%.</w:t>
+        <w:t>Trump visited Macomb County repeatedly as a candidate in 2016. When Clinton campaigned in the state, she largely stuck to Detroit or Flint. Trump beat Clinton by just 10,700 votes in Michigan, but he won Macomb County by 48,300 votes.</w:t>
         <w:br/>
-        <w:t>There are still some loan deals. Some Ford dealers offer 3.9% on 48-month loans and special rebates for first-time buyers. Financing at 5.9% is available on two-year loans at Chrysler. And people with spotless records have little to fear, says Doug Crisp, senior vice president of consumer lending at First Union Bank of North Carolina.</w:t>
+        <w:t>Kateri Shue, 32, is a mother of two in Mount Clemens who registered to vote for the first time four years ago so she could back Bernie Sanders "to be part of a revolution." Shue voted for Clinton and is "pretty certain" she will vote for Biden in November. She has become politically engaged on social media but has not noticed her friends or family members changing their minds about the president - or at least not yet.</w:t>
         <w:br/>
-        <w:t>''If they have the ability and the willingness to pay, they can always expect to get credit. And if they don't have either one, they shouldn't expect to get credit.''</w:t>
+        <w:t>Why are Macomb County voters so swingy? "It just depends on who is available and if they feel it's an important election to vote in," Shue said.</w:t>
         <w:br/>
-        <w:t>Contributing: Joyce Harris</w:t>
+        <w:t>Democrat on this,</w:t>
         <w:br/>
-        <w:t xml:space="preserve"> TEXT OF GRAPHIC</w:t>
+        <w:t>Republican on that</w:t>
         <w:br/>
-        <w:t>Cars' bigger bite</w:t>
+        <w:t>The Trump and Biden campaigns know that support from women will be key to their chances in November.</w:t>
         <w:br/>
-        <w:t xml:space="preserve">The average price of a new car is now half the U.S. family median annual income, increasing consumers' need for loans. </w:t>
+        <w:t>Trump has boasted, at times erroneously, about his support among women, saying that 52% of them voted for him. Initial 2016 exit polls showed that roughly 52% of white women chose Trump, but women overall preferred Clinton. A more reliable survey of validated voters showed that about 47% of white women backed the president.</w:t>
         <w:br/>
-        <w:t>Source: Commerce Dept., American Auto Datam</w:t>
+        <w:t>The key to winning over Shue's demographic is creating pathways for women who have already made their decisions to talk about it with their friends, families and co-workers - a persuasion tactic that resonates with women specifically, according to strategists.</w:t>
         <w:br/>
+        <w:t>Some of Trump's most effective surrogates are women, including his daughter-in-law Lara Trump. The Women for Trump bus tour made an early stop last month after a coronavirus-related hiatus in neighboring Wisconsin. Trump's female backers in Michigan say their support for the president is under-reported. Republican National Committeewoman Kathy Berden of Michigan said recently that she believes the polls about Trump's chances in the state are wrong again.</w:t>
         <w:br/>
-        <w:t>Notes</w:t>
+        <w:t>Biden is likewise "working to earn every single vote in Michigan, and a huge part of that is speaking to women in the suburbs," said Rose Dady, the campaign's director of coalitions in Michigan.</w:t>
         <w:br/>
+        <w:t>With the pandemic, neither candidate is campaigning in person much, but both have had virtual events aimed at women, often featuring their female surrogates.</w:t>
         <w:br/>
-        <w:t>Accompanying stories; Terms tougher; Consumers squeezed by long-term loans</w:t>
+        <w:t>Sarah Stecker, a 37-year-old teacher and married mother of two, said Trump was the first Republican presidential candidate she supported.</w:t>
         <w:br/>
+        <w:t>"I have to separate who he is from the job that he's doing," said Stecker, who generally approves of the president.</w:t>
         <w:br/>
-        <w:t>Graphic</w:t>
+        <w:t>Stecker's friend Kathy Parada, a third-grade teacher, described her political leanings as: "I'm Democrat on this, but I'm Republican on this." The 45-year-old married mother of two voted for Trump because she felt the country was "financially damaged" and needed a leader with business chops, despite what she called Trump's "vomit of the mouth."</w:t>
         <w:br/>
+        <w:t>"He may not say it in the right way, but I know where he's trying to go with it," Parada said. "He doesn't support educators enough, but as a parent, I'm looking at what is going to be good for my kids' future."</w:t>
         <w:br/>
-        <w:t xml:space="preserve"> </w:t>
+        <w:t>Does that mean she will support him again? "It's looking that way," she said.</w:t>
         <w:br/>
-        <w:t>GRAPHIC; color, Source: Commerce Dept., American Auto Datam; PHOTO; color, Denis Poroy, USA TODAY</w:t>
-        <w:br/>
-        <w:t xml:space="preserve"> </w:t>
-        <w:br/>
-        <w:t>CUTLINE: EMPTY LOT: Joseph Gerard says tight credit helped force him to close his Washington, D.C., dealership last week.</w:t>
+        <w:t>This story was published in partnership with The 19th, a nonprofit, nonpartisan newsroom reporting on gender, politics and policy.</w:t>
       </w:r>
     </w:p>
     <w:sectPr>

--- a/example_articles/gender/Other/5.gender_Other_Other_publisher.docx
+++ b/example_articles/gender/Other/5.gender_Other_Other_publisher.docx
@@ -7,7 +7,7 @@
         <w:pStyle w:val="Heading1"/>
       </w:pPr>
       <w:r>
-        <w:t>A WORKADAY WHIRL FOR DAUGHTERS GIRLS GOT AN INSIDE LOOK AT PARENTS' JOBS. SOME WERE PSYCHED</w:t>
+        <w:t>Clinton calls for unity, but will her supporters listen?</w:t>
       </w:r>
     </w:p>
     <w:p>
@@ -17,22 +17,22 @@
     </w:p>
     <w:p>
       <w:r>
-        <w:t>Date: 1995-04-28</w:t>
+        <w:t>Date: 2008-08-27</w:t>
       </w:r>
     </w:p>
     <w:p>
       <w:r>
-        <w:t>Section: CITY &amp; REGION; Pg. B01</w:t>
+        <w:t>Section: NEWS; Pg. 12A</w:t>
       </w:r>
     </w:p>
     <w:p>
       <w:r>
-        <w:t>Source file: Other publishers/Files (500) (18).DOCX</w:t>
+        <w:t>Source file: Other publishers/Files (500) (15).DOCX</w:t>
       </w:r>
     </w:p>
     <w:p>
       <w:r>
-        <w:t>Raw gender result, 'gender': Mostly girls (working-class girls)</w:t>
+        <w:t>Raw gender result, 'gender': Both genders</w:t>
       </w:r>
     </w:p>
     <w:p>
@@ -49,65 +49,23 @@
     </w:p>
     <w:p>
       <w:r>
-        <w:t>Yesterday marked the third annual observance of Take Our Daughters to Work Day.</w:t>
+        <w:t>It has been said before but bears repeating: It's not easy being Hillary Clinton.</w:t>
         <w:br/>
-        <w:t>This was no big deal for 15-year-old Erika Collins.</w:t>
+        <w:t>She has endured everything from her vilification as first lady to her humiliation in the Monica Lewinsky scandal to her narrow loss in a presidential nomination race she had fully expected to win.</w:t>
         <w:br/>
-        <w:t>For her, almost every day is Take Our Daughters to Work Day.</w:t>
+        <w:t>After all that, much of the discussion in Denver until last night had been about what Hillary must do. She must unite the party. She must deliver her voters to Barack Obama. And, while she was at it, maybe she could do something about her sulking husband.</w:t>
         <w:br/>
-        <w:t>Collins already spends her Wednesday, Thursday and Friday afternoons, plus Saturdays, helping out in her mom's Center City manicure shop, At Your Fingertips by Sheilah. She could have skipped school and spent the whole day at the shop, "but I'm in here all the time, so there's no need for me to come and spend the whole day."</w:t>
+        <w:t>In her much-anticipated speech to the Democratic National Convention on Tuesday night, Clinton could hardly have done more to set aside her bitter loss in the primaries and avidly support the party's ticket.</w:t>
         <w:br/>
-        <w:t>Erika's already learned some life lessons from her time in the workaday world, although they probably aren't the ones that the Ms. Foundation, the sponsor of the nationwide event that drew between 7 and 10 million girls, had in mind.</w:t>
+        <w:t>She delivered a stirring, unequivocal endorsement: "Barack Obama is my candidate. And he must be our president." She eloquently argued that her causes, such as health care and women's rights, come before her own ambition. At least for now, her words should silence cynics who might have thought she was secretly hoping for an Obama loss to leave her as the front-runner in 2012.</w:t>
         <w:br/>
-        <w:t>The day was to combat the reported drop in young girls' self-esteem as they reach adolescence. The idea was, send girls into the workplace, show them strong, successful female role models, and they'll leave with some inkling that they can be whatever they want to be when they grow up.</w:t>
+        <w:t>Clinton has long been a lightning rod for controversy, much of it her own making. Her secrecy and failure to take much congressional input helped doom her health care plan in 1994. And her convention call for harmony was a far cry from some of her campaign jabs, such as when she mockedObama's lofty rhetoric in February: "Now, I could stand up here and say, 'Let's just get everybody together. Let's get unified.' The skies will open, the light will come down, celestial choirs will be singing and everyone will know we should do the right thing and the world will be perfect."</w:t>
         <w:br/>
-        <w:t>But for some of the city's working-class girls, who spent the day alongside their parents at working-class jobs, the day had little to do with self- esteem, and the message wound up sounding more like, I don't want to do this when I grow up.</w:t>
+        <w:t>On Tuesday, Clinton delivered more or less the same message, this time with sincerity, not sarcasm. She undoubtedly swayed some of her loyal backers. But ultimately, it is less her job to deliver her voters than it is Obama's job to win them over.</w:t>
         <w:br/>
-        <w:t>"I don't like working, period," Erika Collins sighed as she glued talon- length plastic nails to a peach-colored plastic hand. "I don't want to work when I grow up."</w:t>
+        <w:t>Many are women deeply disappointed that Clinton fell heartbreakingly short of becoming the first female major-party candidate for president. Millions more are white, working-class voters of both genders from Appalachia, the  Midwest and small towns. They're not necessarily angry or racist, just unconvinced by Obama, who has to show them he understands their concerns and can do more about them than John McCain can.</w:t>
         <w:br/>
-        <w:t>"Then what do you want to do?" asked one of the manicurists.</w:t>
-        <w:br/>
-        <w:t>Erika smiled slyly. "Marry a rich man."</w:t>
-        <w:br/>
-        <w:t>Her mother hooted. "I can't wait to see her husband. I can't wait until she falls in love with some poor slob."</w:t>
-        <w:br/>
-        <w:t>Sheilah Collins wants her daughter to get an up-close and personal look at the life she leads as a small-business owner. "There is nothing wrong with being a manicurist, but I wouldn't want her to be one," she said as she expertly filed a client's nails. "She sees the hours that I work, and the lack of money I bring home."</w:t>
-        <w:br/>
-        <w:t>Collins says she'd like her daughter to put her negotiating skills to work in a career, maybe as an entertainment lawyer.</w:t>
-        <w:br/>
-        <w:t>"But she definitely does not want to do nails," Collins said. "She knows that already."</w:t>
-        <w:br/>
-        <w:t>In the Philadelphia area, businesses from SEPTA to Peco Energy to Pep Boys to Philadelphia International Airport hosted events for young women.</w:t>
-        <w:br/>
-        <w:t>For most of the girls, TODTWD was a celebration - a day off from school, fun and games and giveaways with a little learning on the side.</w:t>
-        <w:br/>
-        <w:t>At many workplaces, there were tours and games, special meals and treats, and speeches by high-ranking women in pearls and power suits who told them that anything was possible for a woman with enough dreams and drive.</w:t>
-        <w:br/>
-        <w:t>"This day is really important to me," said Judy Shen, a marketing manager for Campbell's Soup Co. in Camden. Shen, who is in charge of marketing for Campbell's in Asia and Australia, spent the day giving the girls a mini-lesson in how to sell a product in another country.</w:t>
-        <w:br/>
-        <w:t>"As a woman, it's my responsibility to help them believe in themselves, to tell them that if they follow their hearts, they can reach their desires," she said.</w:t>
-        <w:br/>
-        <w:t>Elsewhere in the region, some boys and girls got much more prosaic lessons in the nature of the working world, where women make up half of the nation's workforce (there are 60 million working women) but less than 5 percent of its top management.</w:t>
-        <w:br/>
-        <w:t>For the 19 children, about two-thirds of them girls, who spent TODTWD at the Hotel Atop the Bellevue in Center City, the event was no holiday. These youngsters - mostly the daughters of hotel employees - spent their days working in the kitchen or the laundry room or making beds with the hotel housekeepers.</w:t>
-        <w:br/>
-        <w:t>"This increases employee morale, and it's fun for everyone," said Donna Stanton, the hotel's director of human resources. Stanton said the hotel's coed day did service to girls' self-esteem by showing them women working in every capacity - from chefs and housekeepers to managers and security guards. "And there's a lesson for the associates: Take pride in what you do,</w:t>
-        <w:br/>
-        <w:t>because your kids are proud of you."</w:t>
-        <w:br/>
-        <w:t>Michelle Sloss, 13, and 8-year-old Ramona Moorhead began their day in the kitchen making berry cups. Then they headed upstairs with pastry chefs Theresa Perry and Joseph Moorhead (Ramona's dad) and prepped plates that the waiters would put dessert on. The girls used squirt-bottles of raspberry, vanilla and mango sauce, plus whipped cream, fresh berries and toothpicks, to create tasty, mosaic-like patterns on the plates.</w:t>
-        <w:br/>
-        <w:t>Downstairs in the Founders dining room, with its domed ceiling and plush furnishings, 8-year-old Felicia Lumpkin was basking in the glory of having brought "Reverend" Rendell ("Mayor," to the rest of us) part of his breakfast - a lemon, to be precise.</w:t>
-        <w:br/>
-        <w:t>"He shook my hand and said thank you," she recalled as she gathered up a soiled pink tablecloth to take back to the kitchen.</w:t>
-        <w:br/>
-        <w:t>A few floors below Felicia, 11-year-old Chenell Vanderhorst and 8-year-old Na'Shay Hooks were helping Chenell's mom, Genevieve, in housekeeping.</w:t>
-        <w:br/>
-        <w:t>"We've been polishing, dusting, hanging towels, setting up baskets with lotion and shampoo, vacuuming," said Chenell.</w:t>
-        <w:br/>
-        <w:t>Did she want to clean rooms for a living when she grows up?</w:t>
-        <w:br/>
-        <w:t>"Not really," Chenell said, as her mother snapped sheets over a bed in the background. "I want to be a lawyer. But I like to help here. I like to do the work."</w:t>
+        <w:t xml:space="preserve">As for Clinton, her unique political evolution -- from policymaking first lady to respected U.S. senator to near nominee -- continues. Perhaps she will get another chance to run for president. Or perhaps she'll become a lion of the Senate in the mold of Edward Kennedy. Her performance Tuesday night affirmed that, despite adversity, she has every intention of following the advice of Harriett Tubman that she quoted Tuesday night -- to keep going. </w:t>
         <w:br/>
         <w:br/>
         <w:t>Graphic</w:t>
@@ -115,36 +73,7 @@
         <w:br/>
         <w:t xml:space="preserve"> </w:t>
         <w:br/>
-        <w:t>PHOTO;</w:t>
-        <w:br/>
-        <w:br/>
-        <w:t>PHOTO (4)</w:t>
-        <w:br/>
-        <w:t>1. Take Our Daughters to Work Day is intended to be a hands-on experience for</w:t>
-        <w:br/>
-        <w:t>children, and 8-year-old Na'Shay Hooks did her part, assisting housekeeper</w:t>
-        <w:br/>
-        <w:t>Genevieve Vanderhorst in a room at the Hotel Atop the Bellevue. The hotel</w:t>
-        <w:br/>
-        <w:t>hosted 19 children. (The Philadelphia Inquirer, VICKI VALERIO)</w:t>
-        <w:br/>
-        <w:t>2. Sheilah Collins welcomes daughter Erika, 15, at her Center City nail</w:t>
-        <w:br/>
-        <w:t>salon. "I don't want to work when I grow up," said Erika.</w:t>
-        <w:br/>
-        <w:t>3. Eight-year-old Ramona Moorhead decorates plates for fruit tarts at the</w:t>
-        <w:br/>
-        <w:t>Hotel Atop the Bellevue, where her father is a pastry chef. The annual,</w:t>
-        <w:br/>
-        <w:t>nationwide event is sponsored by the Ms. Foundation. (The Philadelphia</w:t>
-        <w:br/>
-        <w:t>Inquirer, VICKI VALERIO)</w:t>
-        <w:br/>
-        <w:t>4. Na'Shay Hooks, 8, struggles behind long formal draperies at the Hotel Atop</w:t>
-        <w:br/>
-        <w:t>the Bellevue. She worked in housekeeping on Take Our Daughters to Work Day.</w:t>
-        <w:br/>
-        <w:t>(A02)</w:t>
+        <w:t>PHOTO, B/W, USA TODAY</w:t>
       </w:r>
     </w:p>
     <w:sectPr>
